--- a/AVANCE_01.docx
+++ b/AVANCE_01.docx
@@ -261,14 +261,8 @@
     </w:p>
     <w:p>
       <w:r>
-        <w:lastRenderedPageBreak/>
         <w:br w:type="page"/>
       </w:r>
-    </w:p>
-    <w:p>
-      <w:pPr>
-        <w:pStyle w:val="Ttulo1"/>
-      </w:pPr>
       <w:bookmarkStart w:id="0" w:name="_Toc240278274"/>
       <w:r>
         <w:lastRenderedPageBreak/>
@@ -2592,7 +2586,14 @@
           <w:sz w:val="22"/>
           <w:szCs w:val="22"/>
         </w:rPr>
-        <w:t xml:space="preserve">, 2014. [En línea]. Disponible en: </w:t>
+        <w:t xml:space="preserve">, 2014. </w:t>
+      </w:r>
+      <w:r>
+        <w:rPr>
+          <w:sz w:val="22"/>
+          <w:szCs w:val="22"/>
+        </w:rPr>
+        <w:t xml:space="preserve">[En línea]. Disponible en: </w:t>
       </w:r>
       <w:hyperlink r:id="rId11" w:history="1">
         <w:r>
@@ -2681,6 +2682,46 @@
         <w:spacing w:before="200" w:after="100"/>
         <w:jc w:val="center"/>
       </w:pPr>
+      <w:r>
+        <w:rPr>
+          <w:noProof/>
+        </w:rPr>
+        <w:drawing>
+          <wp:inline distT="0" distB="0" distL="0" distR="0" wp14:anchorId="07E16EAC" wp14:editId="56697825">
+            <wp:extent cx="5943600" cy="2033905"/>
+            <wp:effectExtent l="0" t="0" r="0" b="4445"/>
+            <wp:docPr id="34653180" name="Imagen 1"/>
+            <wp:cNvGraphicFramePr>
+              <a:graphicFrameLocks xmlns:a="http://schemas.openxmlformats.org/drawingml/2006/main" noChangeAspect="1"/>
+            </wp:cNvGraphicFramePr>
+            <a:graphic xmlns:a="http://schemas.openxmlformats.org/drawingml/2006/main">
+              <a:graphicData uri="http://schemas.openxmlformats.org/drawingml/2006/picture">
+                <pic:pic xmlns:pic="http://schemas.openxmlformats.org/drawingml/2006/picture">
+                  <pic:nvPicPr>
+                    <pic:cNvPr id="34653180" name=""/>
+                    <pic:cNvPicPr/>
+                  </pic:nvPicPr>
+                  <pic:blipFill>
+                    <a:blip r:embed="rId12"/>
+                    <a:stretch>
+                      <a:fillRect/>
+                    </a:stretch>
+                  </pic:blipFill>
+                  <pic:spPr>
+                    <a:xfrm>
+                      <a:off x="0" y="0"/>
+                      <a:ext cx="5943600" cy="2033905"/>
+                    </a:xfrm>
+                    <a:prstGeom prst="rect">
+                      <a:avLst/>
+                    </a:prstGeom>
+                  </pic:spPr>
+                </pic:pic>
+              </a:graphicData>
+            </a:graphic>
+          </wp:inline>
+        </w:drawing>
+      </w:r>
     </w:p>
     <w:p>
       <w:pPr>
@@ -2731,6 +2772,46 @@
         <w:spacing w:before="200" w:after="100"/>
         <w:jc w:val="center"/>
       </w:pPr>
+      <w:r>
+        <w:rPr>
+          <w:noProof/>
+        </w:rPr>
+        <w:drawing>
+          <wp:inline distT="0" distB="0" distL="0" distR="0" wp14:anchorId="6F62207A" wp14:editId="21BDE429">
+            <wp:extent cx="5943600" cy="1729740"/>
+            <wp:effectExtent l="0" t="0" r="0" b="3810"/>
+            <wp:docPr id="378077750" name="Imagen 1"/>
+            <wp:cNvGraphicFramePr>
+              <a:graphicFrameLocks xmlns:a="http://schemas.openxmlformats.org/drawingml/2006/main" noChangeAspect="1"/>
+            </wp:cNvGraphicFramePr>
+            <a:graphic xmlns:a="http://schemas.openxmlformats.org/drawingml/2006/main">
+              <a:graphicData uri="http://schemas.openxmlformats.org/drawingml/2006/picture">
+                <pic:pic xmlns:pic="http://schemas.openxmlformats.org/drawingml/2006/picture">
+                  <pic:nvPicPr>
+                    <pic:cNvPr id="378077750" name=""/>
+                    <pic:cNvPicPr/>
+                  </pic:nvPicPr>
+                  <pic:blipFill>
+                    <a:blip r:embed="rId13"/>
+                    <a:stretch>
+                      <a:fillRect/>
+                    </a:stretch>
+                  </pic:blipFill>
+                  <pic:spPr>
+                    <a:xfrm>
+                      <a:off x="0" y="0"/>
+                      <a:ext cx="5943600" cy="1729740"/>
+                    </a:xfrm>
+                    <a:prstGeom prst="rect">
+                      <a:avLst/>
+                    </a:prstGeom>
+                  </pic:spPr>
+                </pic:pic>
+              </a:graphicData>
+            </a:graphic>
+          </wp:inline>
+        </w:drawing>
+      </w:r>
     </w:p>
     <w:p>
       <w:pPr>
@@ -2755,8 +2836,8 @@
       </w:r>
     </w:p>
     <w:sectPr>
-      <w:headerReference w:type="default" r:id="rId12"/>
-      <w:footerReference w:type="default" r:id="rId13"/>
+      <w:headerReference w:type="default" r:id="rId14"/>
+      <w:footerReference w:type="default" r:id="rId15"/>
       <w:pgSz w:w="12240" w:h="15840"/>
       <w:pgMar w:top="1440" w:right="1440" w:bottom="1440" w:left="1440" w:header="708" w:footer="708" w:gutter="0"/>
       <w:cols w:space="720"/>
